--- a/fovi2026/cartas/Carta_UJPA_EN.docx
+++ b/fovi2026/cartas/Carta_UJPA_EN.docx
@@ -380,7 +380,6 @@
           <w:rFonts w:ascii="Verdana" w:hAnsi="Verdana" w:cs="Calibri"/>
           <w:sz w:val="20"/>
           <w:szCs w:val="20"/>
-          <w:highlight w:val="yellow"/>
           <w:lang w:val="en-US"/>
         </w:rPr>
         <w:t>Samuel Carlos Victorino</w:t>
@@ -1648,10 +1647,9 @@
                 <w:rFonts w:ascii="Verdana" w:hAnsi="Verdana" w:cs="Calibri"/>
                 <w:sz w:val="20"/>
                 <w:szCs w:val="20"/>
-                <w:highlight w:val="yellow"/>
                 <w:lang w:val="en-US"/>
               </w:rPr>
-              <w:t>Samuel Carlos Victorino — Reitor [CONFIRMAR nombre y cargo]</w:t>
+              <w:t>Samuel Carlos Victorino — Reitor</w:t>
             </w:r>
           </w:p>
           <w:p>
